--- a/DATASHEETS AND DOCUMENTS/תיקונים/תיקוני חומרה- סבב ב.docx
+++ b/DATASHEETS AND DOCUMENTS/תיקונים/תיקוני חומרה- סבב ב.docx
@@ -25,6 +25,123 @@
           <w:rtl/>
         </w:rPr>
         <w:t>סבב תיקונים שני למערכת:</w:t>
+      </w:r>
+    </w:p>
+    <w:p>
+      <w:pPr>
+        <w:bidi/>
+        <w:jc w:val="center"/>
+        <w:rPr>
+          <w:rFonts w:hint="cs"/>
+          <w:b/>
+          <w:bCs/>
+          <w:sz w:val="36"/>
+          <w:szCs w:val="36"/>
+        </w:rPr>
+      </w:pPr>
+      <w:r>
+        <w:rPr>
+          <w:rFonts w:hint="cs"/>
+          <w:b/>
+          <w:bCs/>
+          <w:sz w:val="36"/>
+          <w:szCs w:val="36"/>
+          <w:rtl/>
+        </w:rPr>
+        <w:t>התיקונים האלו מעודכנים ב</w:t>
+      </w:r>
+      <w:r>
+        <w:rPr>
+          <w:b/>
+          <w:bCs/>
+          <w:sz w:val="36"/>
+          <w:szCs w:val="36"/>
+        </w:rPr>
+        <w:t>ALTIUM</w:t>
+      </w:r>
+      <w:r>
+        <w:rPr>
+          <w:rFonts w:hint="cs"/>
+          <w:b/>
+          <w:bCs/>
+          <w:sz w:val="36"/>
+          <w:szCs w:val="36"/>
+          <w:rtl/>
+        </w:rPr>
+        <w:t xml:space="preserve"> תחת </w:t>
+      </w:r>
+      <w:r>
+        <w:rPr>
+          <w:b/>
+          <w:bCs/>
+          <w:sz w:val="36"/>
+          <w:szCs w:val="36"/>
+        </w:rPr>
+        <w:t>REV2</w:t>
+      </w:r>
+      <w:r>
+        <w:rPr>
+          <w:rFonts w:hint="cs"/>
+          <w:b/>
+          <w:bCs/>
+          <w:sz w:val="36"/>
+          <w:szCs w:val="36"/>
+          <w:rtl/>
+        </w:rPr>
+        <w:t>, אבל עדיין לא יצאו לתיקוני עריכה או ייצור. איש קשר לתהליך התיקון (עריכה וייצור) דויד מ</w:t>
+      </w:r>
+      <w:r>
+        <w:rPr>
+          <w:rFonts w:hint="cs"/>
+          <w:b/>
+          <w:bCs/>
+          <w:sz w:val="36"/>
+          <w:szCs w:val="36"/>
+          <w:rtl/>
+        </w:rPr>
+        <w:t>חברת "</w:t>
+      </w:r>
+      <w:r>
+        <w:rPr>
+          <w:rFonts w:hint="cs"/>
+          <w:b/>
+          <w:bCs/>
+          <w:sz w:val="36"/>
+          <w:szCs w:val="36"/>
+          <w:rtl/>
+        </w:rPr>
+        <w:t>מעגלים</w:t>
+      </w:r>
+      <w:r>
+        <w:rPr>
+          <w:rFonts w:hint="cs"/>
+          <w:b/>
+          <w:bCs/>
+          <w:sz w:val="36"/>
+          <w:szCs w:val="36"/>
+          <w:rtl/>
+        </w:rPr>
+        <w:t>"</w:t>
+      </w:r>
+      <w:r>
+        <w:rPr>
+          <w:rFonts w:hint="cs"/>
+          <w:b/>
+          <w:bCs/>
+          <w:sz w:val="36"/>
+          <w:szCs w:val="36"/>
+          <w:rtl/>
+        </w:rPr>
+        <w:t xml:space="preserve"> </w:t>
+      </w:r>
+      <w:r>
+        <w:rPr>
+          <w:b/>
+          <w:bCs/>
+          <w:sz w:val="36"/>
+          <w:szCs w:val="36"/>
+        </w:rPr>
+        <w:t>david@maagalimds.co.il</w:t>
       </w:r>
     </w:p>
     <w:p>
@@ -271,6 +388,7 @@
           <w:noProof/>
           <w:rtl/>
         </w:rPr>
+        <w:lastRenderedPageBreak/>
         <w:drawing>
           <wp:inline distT="0" distB="0" distL="0" distR="0" wp14:anchorId="1A48F7D1" wp14:editId="5AA79618">
             <wp:extent cx="4568024" cy="3753816"/>
@@ -328,7 +446,6 @@
           <w:rFonts w:hint="cs"/>
           <w:rtl/>
         </w:rPr>
-        <w:lastRenderedPageBreak/>
         <w:t>הוסר ממשק ה-</w:t>
       </w:r>
       <w:r>
@@ -351,11 +468,9 @@
         </w:rPr>
         <w:t>, ובמקומו נוספו עוד חיבורים לטובת אפליקציית ה-</w:t>
       </w:r>
-      <w:proofErr w:type="spellStart"/>
       <w:r>
         <w:t>MultiTone</w:t>
       </w:r>
-      <w:proofErr w:type="spellEnd"/>
       <w:r>
         <w:rPr>
           <w:rFonts w:hint="cs"/>
@@ -373,11 +488,9 @@
         </w:rPr>
         <w:t xml:space="preserve"> וגם ב-</w:t>
       </w:r>
-      <w:proofErr w:type="spellStart"/>
       <w:r>
         <w:t>MultiTone</w:t>
       </w:r>
-      <w:proofErr w:type="spellEnd"/>
       <w:r>
         <w:rPr>
           <w:rFonts w:hint="cs"/>
@@ -415,11 +528,9 @@
         </w:rPr>
         <w:t xml:space="preserve"> ב-</w:t>
       </w:r>
-      <w:proofErr w:type="spellStart"/>
       <w:r>
         <w:t>PowerDown</w:t>
       </w:r>
-      <w:proofErr w:type="spellEnd"/>
       <w:r>
         <w:rPr>
           <w:rFonts w:hint="cs"/>
@@ -427,11 +538,9 @@
         </w:rPr>
         <w:t xml:space="preserve"> על מנת שהרגליים שלו יהיו ב-</w:t>
       </w:r>
-      <w:proofErr w:type="spellStart"/>
       <w:r>
         <w:t>HighZ</w:t>
       </w:r>
-      <w:proofErr w:type="spellEnd"/>
       <w:r>
         <w:rPr>
           <w:rFonts w:hint="cs"/>
@@ -523,8 +632,9 @@
           <w:noProof/>
           <w:rtl/>
         </w:rPr>
+        <w:lastRenderedPageBreak/>
         <w:drawing>
-          <wp:anchor distT="0" distB="0" distL="114300" distR="114300" simplePos="0" relativeHeight="251659264" behindDoc="0" locked="0" layoutInCell="1" allowOverlap="1" wp14:anchorId="7BDB04C6" wp14:editId="1A65A0B7">
+          <wp:anchor distT="0" distB="0" distL="114300" distR="114300" simplePos="0" relativeHeight="251659264" behindDoc="0" locked="0" layoutInCell="1" allowOverlap="1" wp14:anchorId="7BDB04C6" wp14:editId="5BF913FA">
             <wp:simplePos x="0" y="0"/>
             <wp:positionH relativeFrom="margin">
               <wp:align>center</wp:align>
@@ -696,7 +806,6 @@
           <w:color w:val="EE0000"/>
           <w:rtl/>
         </w:rPr>
-        <w:lastRenderedPageBreak/>
         <w:drawing>
           <wp:anchor distT="0" distB="0" distL="114300" distR="114300" simplePos="0" relativeHeight="251658240" behindDoc="0" locked="0" layoutInCell="1" allowOverlap="1" wp14:anchorId="6BD5876C" wp14:editId="4D1B4D95">
             <wp:simplePos x="0" y="0"/>
@@ -878,6 +987,7 @@
           <w:color w:val="EE0000"/>
           <w:rtl/>
         </w:rPr>
+        <w:lastRenderedPageBreak/>
         <w:t xml:space="preserve">התיקון הידני שנעשה- חיבור </w:t>
       </w:r>
       <w:r>
@@ -1217,7 +1327,6 @@
           <w:noProof/>
           <w:rtl/>
         </w:rPr>
-        <w:lastRenderedPageBreak/>
         <w:drawing>
           <wp:inline distT="0" distB="0" distL="0" distR="0" wp14:anchorId="67A52550" wp14:editId="6D600CB3">
             <wp:extent cx="5486400" cy="1762125"/>
